--- a/revision1/FINAL_minimal/PeerJ_upload/cs-134580-v0.4.docx
+++ b/revision1/FINAL_minimal/PeerJ_upload/cs-134580-v0.4.docx
@@ -2078,7 +2078,7 @@
           <w:sz w:val="24"/>
           <w:szCs w:val="24"/>
         </w:rPr>
-        <w:t>Here s_norm is a rank-normalized base score: rank_pool is one-based within the remaining pool of M=top_L−m documents (or fewer if unavailable); for M=1, s_norm=1. The scalar λ tunes exploration strength. If λ=0, EDE bypasses gating and returns the base ranking exactly. Our default parameters are λ=0.4, η=0.65, m=2, top_L=50, α=0.5, and τ=50 impressions. “Hard mode” denotes p&gt;0 applied before gating and retained in the tail; p=0 removes this penalty.</w:t>
+        <w:t>Here s_norm is a rank-normalized base score: rank_pool is one-based within the remaining pool of M=top_L−m documents (or fewer if unavailable); for M=1, s_norm=1. The scalar λ tunes exploration strength. If λ=0, EDE bypasses gating and returns the base ranking exactly. Our default parameters are λ=0.4, η=0.65, m=2, top_L=50, α=0.5, and τ=50 impressions. These defaults are interpretable starting points rather than a jointly optimized set: α=0.5 provides symmetric pseudocount smoothing, τ=50 supplies the exposure-decay scale, m=2 protects the first two ranks while retaining eight tail positions, and top_L=50 bounds the candidate pool. η=0.65 is examined in the held-out sensitivity sweep, whereas λ is the only parameter selected by the validation rule. “Hard mode” denotes p&gt;0 applied before gating and retained in the tail; p=0 removes this penalty.</w:t>
       </w:r>
     </w:p>
     <w:p>
@@ -2387,7 +2387,7 @@
           <w:szCs w:val="24"/>
           <w:rtl w:val="0"/>
         </w:rPr>
-        <w:t>During the preparation of this work, the authors used generative AI tools, including ChatGPT-5.2 and GitHub Copilot, for manuscript editing and for assistance with code drafting, refactoring, and analysis-script development. The authors reviewed the resulting code, references, and numerical outputs and take responsibility for the final content. AI tools were not used to fabricate data or results.</w:t>
+        <w:t>During the preparation of this work, the authors used generative AI tools, including ChatGPT-5.2 and GitHub Copilot, for manuscript editing and for assistance with drafting, refactoring, and development of analysis, experiment, and replay code. The authors reviewed the resulting code, references, and numerical outputs and take responsibility for the final content. AI tools were not used to fabricate data or results.</w:t>
       </w:r>
     </w:p>
     <w:p>
@@ -2414,7 +2414,7 @@
     </w:p>
     <w:p>
       <w:r>
-        <w:t>We report corrected simulation results first, followed by replay diagnostics; all tables are supplied separately.</w:t>
+        <w:t>We report corrected simulation results first, followed by replay diagnostics; all tables and figure legends are supplied separately.</w:t>
       </w:r>
     </w:p>
     <w:p>
@@ -2456,7 +2456,7 @@
           <w:sz w:val="24"/>
           <w:szCs w:val="24"/>
         </w:rPr>
-        <w:t xml:space="preserve">We first tuned λ (the exploration strength) to identify a practical operating region that balances improved cold-start discovery with average ranking-quality loss. In the hard cold-start mode (where a new-document penalty was applied before gating), the baseline (without exploration) yielded an NDCG@10 of 0.1793 ± 0.0158 and a coverage of 0.087 ± 0.025 at p=0.15 on held-out seeds. As shown in Table 1, we swept λ on independent validation seeds, requiring a paired 95% ΔNDCG interval lower bound of at least −0.01 at both validation penalties. The selected operating point (λ=0.4, η=0.65, m=2) achieved a held-out Δcoverage of +0.099 [95% CI +0.087, +0.110] and ΔNDCG of −0.0026 [−0.0041, −0.0011] at p=0.15. These results show that EDE can improve discovery in this setting with a small average ranking-quality loss, consistent with its role as a constrained re-ranking layer. The mean-quality rule does not guarantee quality for every query. Figure 2 illustrates the discovery-quality trade-off as λ varies. </w:t>
+        <w:t xml:space="preserve">We first tuned λ (the exploration strength) to identify a practical operating region that balances improved cold-start discovery with average ranking-quality loss. In the hard cold-start mode (where a new-document penalty was applied before gating), the baseline (without exploration) yielded an NDCG@10 of 0.1793 ± 0.0158 and a coverage of 0.087 ± 0.025 at p=0.15 on held-out seeds. As shown in Table 1, we swept λ on independent validation seeds, requiring a paired 95% ΔNDCG interval lower bound of at least −0.01 at both validation penalties. The selected operating point (λ=0.4, η=0.65, m=2) achieved a held-out Δcoverage of +0.099 [95% CI +0.087, +0.110] and ΔNDCG of −0.00262 [−0.00410, −0.00114] at p=0.15. These results show that EDE can improve discovery in this setting with a small average ranking-quality loss, consistent with its role as a constrained re-ranking layer. The mean-quality rule does not guarantee quality for every query. Figure 2 illustrates the discovery-quality trade-off as λ varies. </w:t>
       </w:r>
     </w:p>
     <w:p>
@@ -2502,7 +2502,7 @@
           <w:sz w:val="24"/>
           <w:szCs w:val="24"/>
         </w:rPr>
-        <w:t>Figure 1a plots new-doc coverage against penalty. Baseline discovery declines as penalties increase (from 0.087 at p=0.15 to 0.0055 at p=0.30), and EDE coverage also declines (0.186, 0.0117 and 0.0004 at p=0.15, 0.30 and 0.40). Figure 1b plots NDCG@10 against penalty, with paired ΔNDCG at p=0.30 of −0.0026 [95% CI −0.0041, −0.0011]. At p=0.15, EDE reduces time-to-first-click (TTF) for relevant new documents from 938.6 ± 18.6 to 884.1 ± 21.5 query timesteps after arrival. Unique new docs shown were 50.9 ± 6.8 versus 20.4 ± 3.4 for baseline; query-matched EDE coverage was 0.075 ± 0.019.</w:t>
+        <w:t>Figure 1a plots new-doc coverage against penalty. Baseline discovery declines as penalties increase (from 0.087 at p=0.15 to 0.0055 at p=0.30), and EDE coverage also declines (0.186, 0.0117 and 0.0004 at p=0.15, 0.30 and 0.40). Figure 1b plots NDCG@10 against penalty, with paired ΔNDCG at p=0.30 of −0.00263 [95% CI −0.00415, −0.00110]. At p=0.15, EDE reduces time-to-first-click (TTF) for relevant new documents from 938.6 ± 18.6 to 884.1 ± 21.5 query timesteps after arrival. Unique new docs shown were 50.9 ± 6.8 versus 20.4 ± 3.4 for baseline; query-matched EDE coverage was 0.075 ± 0.019.</w:t>
       </w:r>
     </w:p>
     <w:p>
@@ -2728,23 +2728,7 @@
           <w:sz w:val="24"/>
           <w:szCs w:val="24"/>
         </w:rPr>
-        <w:t xml:space="preserve">Ranking-change diagnostics distinguish exact-match accepted and rejected pages (Table 6). Set-match and click-preservation rejected buckets are empty, so their conditional means are undefined. Observed-label ΔCTR was exactly zero and the click-NDCG proxy difference was −0.000018 [95% CI −0.000023, −0.000013]; neither estimates live engagement.</w:t>
-      </w:r>
-      <w:r>
-        <w:rPr>
-          <w:rFonts w:ascii="Times" w:eastAsia="Times" w:hAnsi="Times" w:cs="Times"/>
-          <w:sz w:val="24"/>
-          <w:szCs w:val="24"/>
-        </w:rPr>
-        <w:t/>
-      </w:r>
-      <w:r>
-        <w:rPr>
-          <w:rFonts w:ascii="Times" w:eastAsia="Times" w:hAnsi="Times" w:cs="Times"/>
-          <w:sz w:val="24"/>
-          <w:szCs w:val="24"/>
-        </w:rPr>
-        <w:t xml:space="preserve"/>
+        <w:t>Ranking-change diagnostics distinguish exact-match accepted and rejected pages (Table 6). Set-match and click-preservation rejected buckets are empty, so their conditional means are undefined. Observed-label ΔCTR was exactly zero and the click-NDCG proxy difference was −0.000018 [95% CI −0.000023, −0.000013]; neither estimates live engagement. The logs do not provide semantic query-category annotations, so we do not claim that movements concentrate in particular query or session types.</w:t>
       </w:r>
     </w:p>
     <w:p>
@@ -2829,6 +2813,12 @@
       </w:r>
     </w:p>
     <w:p>
+      <w:pPr/>
+      <w:r>
+        <w:t>These results suggest that novelty can outperform entropy when exposure is the dominant missing signal: the gate and base-rank penalty provide enough structure for a simple exposure bonus to reach cold-start items without adding noisy click variation. Entropy may still be useful when recent clicks distinguish uncertain candidates within an otherwise comparable tail, particularly after sufficient impressions and with smoothing; its benefit should therefore be evaluated by query type and feedback quality rather than assumed. Unlike BubbleRank and Shiino et al. (2023), EDE uses aggregate document counters and deterministic structural constraints instead of pairwise evidence or confidence bounds, so it is simpler to layer on a fixed ranker but provides weaker statistical and safety guarantees. The severe-penalty results define an operating boundary: when the base ranker nearly excludes new items before the gated tail is formed, a tail reranker cannot recover exposure without relaxing the gate or changing the upstream ranker.</w:t>
+      </w:r>
+    </w:p>
+    <w:p>
       <w:pPr>
         <w:spacing w:line="240" w:lineRule="auto"/>
         <w:rPr>
@@ -2885,7 +2875,7 @@
     </w:p>
     <w:p>
       <w:r>
-        <w:t>Only λ is validated; other parameters remain defaults explored through selected sensitivities. Heuristic comparators supply no regret or per-query safety guarantees, and latency is unmeasured. Yandex lacks cold-start labels and propensities; session bootstrapping cannot remove log-prefix selection bias or cross-session dependence. Updated items, new providers, new query-item pairs, seasonality and adversarial/low-quality arrivals are untested, and no provider-group fairness metric is available. Future work should test these cases with quality safeguards and adapt exploration to query frequency, ranker confidence, traffic and category-specific risk.</w:t>
+        <w:t>Only λ is validated; other parameters remain defaults explored through selected sensitivities. Heuristic comparators supply no regret or per-query safety guarantees, and latency is unmeasured. Yandex lacks cold-start labels and propensities; session bootstrapping cannot remove log-prefix selection bias or cross-session dependence. Updated items, new providers, new query-item pairs, seasonality and adversarial/low-quality arrivals are untested, and no provider-group fairness metric is available. Future work should test these cases with quality safeguards and adapt exploration to query frequency, ranker confidence, traffic and category-specific risk. Exact-match accepted pages are selected by the acceptance criterion, so their conditional click and displacement statistics are not representative of all replay pages or live traffic.</w:t>
       </w:r>
     </w:p>
     <w:p>

--- a/revision1/FINAL_minimal/PeerJ_upload/cs-134580-v0.4.docx
+++ b/revision1/FINAL_minimal/PeerJ_upload/cs-134580-v0.4.docx
@@ -2830,7 +2830,7 @@
     </w:p>
     <w:p>
       <w:r>
-        <w:t>Unlike BubbleRank and Shiino et al. (2023), EDE does not learn pairwise evidence or confidence bounds; unlike Gupta et al. (2023), its prefix does not control counterfactual deployment risk. Direct comparisons under compatible feedback remain future work. Randomized logs could support IPS/doubly robust evaluation, followed by interleaving or A/B tests with CTR, abandonment, dwell time, complaints and discovery guardrails.</w:t>
+        <w:t>Unlike Gupta et al. (2023), EDE's prefix does not control counterfactual deployment risk. Direct comparisons under compatible feedback remain future work. Randomized logs could support IPS/doubly robust evaluation, followed by interleaving or A/B tests with CTR, abandonment, dwell time, complaints and discovery guardrails.</w:t>
       </w:r>
     </w:p>
     <w:p>
